--- a/sample-files/sample.docx
+++ b/sample-files/sample.docx
@@ -18,7 +18,7 @@
       <w:r/>
       <w:bookmarkStart w:id="2" w:name="_Toc359077851"/>
       <w:r>
-        <w:t xml:space="preserve">Demonstration of DOCX support in calibre</w:t>
+        <w:t xml:space="preserve">Demonstration of DOCX support in calibre 4 4</w:t>
       </w:r>
       <w:bookmarkEnd w:id="2"/>
       <w:r/>

--- a/sample-files/sample.docx
+++ b/sample-files/sample.docx
@@ -18,7 +18,7 @@
       <w:r/>
       <w:bookmarkStart w:id="2" w:name="_Toc359077851"/>
       <w:r>
-        <w:t xml:space="preserve">Demonstration of DOCX support in calibre 4 4</w:t>
+        <w:t xml:space="preserve">Demonstration of DOCX support in calibre 5</w:t>
       </w:r>
       <w:bookmarkEnd w:id="2"/>
       <w:r/>

--- a/sample-files/sample.docx
+++ b/sample-files/sample.docx
@@ -18,7 +18,7 @@
       <w:r/>
       <w:bookmarkStart w:id="2" w:name="_Toc359077851"/>
       <w:r>
-        <w:t xml:space="preserve">Demonstration of DOCX support in calibre 5</w:t>
+        <w:t xml:space="preserve">Demonstration of DOCX support in calibre</w:t>
       </w:r>
       <w:bookmarkEnd w:id="2"/>
       <w:r/>
